--- a/4. Operación/PR-10 Control Operacional SST.docx
+++ b/4. Operación/PR-10 Control Operacional SST.docx
@@ -4118,7 +4118,7 @@
               <w:sz w:val="20"/>
               <w:szCs w:val="20"/>
             </w:rPr>
-            <w:t xml:space="preserve">Vigencia: </w:t>
+            <w:t xml:space="preserve">Vigencia: Mayo 2026</w:t>
           </w:r>
         </w:p>
       </w:tc>

--- a/4. Operación/PR-10 Control Operacional SST.docx
+++ b/4. Operación/PR-10 Control Operacional SST.docx
@@ -1219,7 +1219,7 @@
         <w:ind w:left="283"/>
       </w:pPr>
       <w:r>
-        <w:t>• Se registrará la presencia del contratista en el FR-40-01 Registro de Ingreso de Contratistas.</w:t>
+        <w:t>• Se registrará la presencia del contratista en el FR-120-01 Registro de Ingreso de Contratistas.</w:t>
       </w:r>
     </w:p>
     <w:p>
@@ -1801,7 +1801,7 @@
     </w:p>
     <w:p>
       <w:r>
-        <w:t>FR-40-01</w:t>
+        <w:t>FR-120-01</w:t>
       </w:r>
     </w:p>
     <w:p>
